--- a/WebContent/docx/湖南肿瘤肺癌49模板-双样本.docx
+++ b/WebContent/docx/湖南肿瘤肺癌49模板-双样本.docx
@@ -309,6 +309,12 @@
             <w:insideH w:val="none" w:color="auto" w:sz="0" w:space="0"/>
             <w:insideV w:val="none" w:color="auto" w:sz="0" w:space="0"/>
           </w:tblBorders>
+          <w:tblCellMar>
+            <w:top w:w="0" w:type="dxa"/>
+            <w:left w:w="108" w:type="dxa"/>
+            <w:bottom w:w="0" w:type="dxa"/>
+            <w:right w:w="108" w:type="dxa"/>
+          </w:tblCellMar>
         </w:tblPrEx>
         <w:trPr>
           <w:trHeight w:val="737" w:hRule="atLeast"/>
@@ -1599,18 +1605,7 @@
           <w:szCs w:val="24"/>
           <w:lang w:val="en-US" w:eastAsia="zh-CN"/>
         </w:rPr>
-        <w:t>2.1 {% if importantTargetedDiseaseName == ‘泛癌种’%}重要靶向用药{%else%}{% if importantTargetedDiseaseName == ‘肺癌’%}肺癌{% elif importantTargetedDiseaseName == ‘结直肠癌’ %}结直肠癌{% elif importantTarg</w:t>
-      </w:r>
-      <w:bookmarkStart w:id="252" w:name="_GoBack"/>
-      <w:bookmarkEnd w:id="252"/>
-      <w:r>
-        <w:rPr>
-          <w:rFonts w:hint="eastAsia" w:ascii="微软雅黑" w:hAnsi="微软雅黑" w:eastAsia="微软雅黑" w:cs="微软雅黑"/>
-          <w:bCs w:val="0"/>
-          <w:szCs w:val="24"/>
-          <w:lang w:val="en-US" w:eastAsia="zh-CN"/>
-        </w:rPr>
-        <w:t>etedDiseaseName == ‘乳腺癌’ %}乳腺癌{% endif %}精准诊疗{% endif %}相关基因结果汇总</w:t>
+        <w:t>2.1 {% if importantTargetedDiseaseName == ‘泛癌种’%}重要靶向用药{%else%}{% if importantTargetedDiseaseName == ‘肺癌’%}肺癌{% elif importantTargetedDiseaseName == ‘结直肠癌’ %}结直肠癌{% elif importantTargetedDiseaseName == ‘乳腺癌’ %}乳腺癌{% endif %}精准诊疗{% endif %}相关基因结果汇总</w:t>
       </w:r>
       <w:r>
         <w:rPr>
@@ -3017,13 +3012,13 @@
           <w:cols w:space="720" w:num="1"/>
         </w:sectPr>
       </w:pPr>
-      <w:bookmarkStart w:id="1" w:name="_Toc24397"/>
-      <w:bookmarkStart w:id="2" w:name="_Toc32054"/>
-      <w:bookmarkStart w:id="3" w:name="_Toc21009_WPSOffice_Level1"/>
+      <w:bookmarkStart w:id="1" w:name="_Toc21009_WPSOffice_Level1"/>
+      <w:bookmarkStart w:id="2" w:name="_Toc24397"/>
+      <w:bookmarkStart w:id="3" w:name="_Toc32054"/>
       <w:bookmarkStart w:id="4" w:name="_Toc30143_WPSOffice_Level1"/>
-      <w:bookmarkStart w:id="5" w:name="_Toc24178_WPSOffice_Level1"/>
-      <w:bookmarkStart w:id="6" w:name="_Toc21669"/>
-      <w:bookmarkStart w:id="7" w:name="_Toc13806"/>
+      <w:bookmarkStart w:id="5" w:name="_Toc21669"/>
+      <w:bookmarkStart w:id="6" w:name="_Toc13806"/>
+      <w:bookmarkStart w:id="7" w:name="_Toc24178_WPSOffice_Level1"/>
     </w:p>
     <w:p>
       <w:pPr>
@@ -4434,9 +4429,9 @@
                 <w:szCs w:val="28"/>
               </w:rPr>
             </w:pPr>
-            <w:bookmarkStart w:id="12" w:name="_Toc19853"/>
-            <w:bookmarkStart w:id="13" w:name="_Toc25390"/>
-            <w:bookmarkStart w:id="14" w:name="_Toc4452"/>
+            <w:bookmarkStart w:id="12" w:name="_Toc4452"/>
+            <w:bookmarkStart w:id="13" w:name="_Toc19853"/>
+            <w:bookmarkStart w:id="14" w:name="_Toc25390"/>
             <w:r>
               <w:rPr>
                 <w:rFonts w:hint="eastAsia" w:cs="Times New Roman"/>
@@ -4698,12 +4693,6 @@
             <w:insideH w:val="dotted" w:color="179172" w:sz="4" w:space="0"/>
             <w:insideV w:val="dotted" w:color="179172" w:sz="4" w:space="0"/>
           </w:tblBorders>
-          <w:tblCellMar>
-            <w:top w:w="0" w:type="dxa"/>
-            <w:left w:w="0" w:type="dxa"/>
-            <w:bottom w:w="0" w:type="dxa"/>
-            <w:right w:w="0" w:type="dxa"/>
-          </w:tblCellMar>
         </w:tblPrEx>
         <w:trPr>
           <w:trHeight w:val="490" w:hRule="atLeast"/>
@@ -5772,8 +5761,8 @@
           <w:szCs w:val="40"/>
         </w:rPr>
       </w:pPr>
-      <w:bookmarkStart w:id="18" w:name="_Toc8989"/>
-      <w:bookmarkStart w:id="19" w:name="_Toc23655"/>
+      <w:bookmarkStart w:id="18" w:name="_Toc23655"/>
+      <w:bookmarkStart w:id="19" w:name="_Toc8989"/>
       <w:r>
         <w:rPr>
           <w:rFonts w:hint="eastAsia" w:ascii="微软雅黑" w:hAnsi="微软雅黑" w:eastAsia="微软雅黑" w:cs="微软雅黑"/>
@@ -5936,7 +5925,6 @@
             <w:insideH w:val="dotted" w:color="0B8770" w:sz="4" w:space="0"/>
             <w:insideV w:val="dotted" w:color="0B8770" w:sz="4" w:space="0"/>
           </w:tblBorders>
-          <w:shd w:val="clear" w:color="auto" w:fill="auto"/>
           <w:tblCellMar>
             <w:top w:w="0" w:type="dxa"/>
             <w:left w:w="108" w:type="dxa"/>
@@ -6094,7 +6082,6 @@
             <w:insideH w:val="dotted" w:color="0B8770" w:sz="4" w:space="0"/>
             <w:insideV w:val="dotted" w:color="0B8770" w:sz="4" w:space="0"/>
           </w:tblBorders>
-          <w:shd w:val="clear" w:color="auto" w:fill="auto"/>
           <w:tblCellMar>
             <w:top w:w="0" w:type="dxa"/>
             <w:left w:w="108" w:type="dxa"/>
@@ -6534,6 +6521,12 @@
             <w:insideV w:val="dotted" w:color="0B8770" w:sz="4" w:space="0"/>
           </w:tblBorders>
           <w:shd w:val="clear" w:color="auto" w:fill="auto"/>
+          <w:tblCellMar>
+            <w:top w:w="0" w:type="dxa"/>
+            <w:left w:w="108" w:type="dxa"/>
+            <w:bottom w:w="0" w:type="dxa"/>
+            <w:right w:w="108" w:type="dxa"/>
+          </w:tblCellMar>
         </w:tblPrEx>
         <w:trPr>
           <w:trHeight w:val="513" w:hRule="atLeast"/>
@@ -6701,7 +6694,6 @@
             <w:insideH w:val="dotted" w:color="0B8770" w:sz="4" w:space="0"/>
             <w:insideV w:val="dotted" w:color="0B8770" w:sz="4" w:space="0"/>
           </w:tblBorders>
-          <w:shd w:val="clear" w:color="auto" w:fill="auto"/>
           <w:tblCellMar>
             <w:top w:w="0" w:type="dxa"/>
             <w:left w:w="108" w:type="dxa"/>
@@ -6791,7 +6783,6 @@
             <w:insideH w:val="dotted" w:color="0B8770" w:sz="4" w:space="0"/>
             <w:insideV w:val="dotted" w:color="0B8770" w:sz="4" w:space="0"/>
           </w:tblBorders>
-          <w:shd w:val="clear" w:color="auto" w:fill="auto"/>
           <w:tblCellMar>
             <w:top w:w="0" w:type="dxa"/>
             <w:left w:w="108" w:type="dxa"/>
@@ -7038,7 +7029,6 @@
             <w:insideH w:val="dotted" w:color="0B8770" w:sz="4" w:space="0"/>
             <w:insideV w:val="dotted" w:color="0B8770" w:sz="4" w:space="0"/>
           </w:tblBorders>
-          <w:shd w:val="clear" w:color="auto" w:fill="auto"/>
           <w:tblCellMar>
             <w:top w:w="0" w:type="dxa"/>
             <w:left w:w="108" w:type="dxa"/>
@@ -7504,6 +7494,7 @@
                 <w:color w:val="FFFFFF" w:themeColor="background1"/>
                 <w:sz w:val="21"/>
                 <w:szCs w:val="21"/>
+                <w:lang w:eastAsia="zh-CN"/>
                 <w14:textFill>
                   <w14:solidFill>
                     <w14:schemeClr w14:val="bg1"/>
@@ -7519,13 +7510,14 @@
                 <w:color w:val="FFFFFF" w:themeColor="background1"/>
                 <w:sz w:val="21"/>
                 <w:szCs w:val="21"/>
+                <w:lang w:eastAsia="zh-CN"/>
                 <w14:textFill>
                   <w14:solidFill>
                     <w14:schemeClr w14:val="bg1"/>
                   </w14:solidFill>
                 </w14:textFill>
               </w:rPr>
-              <w:t>突变基因</w:t>
+              <w:t>检测基因</w:t>
             </w:r>
           </w:p>
         </w:tc>
@@ -8857,7 +8849,7 @@
                 <w:szCs w:val="18"/>
                 <w:lang w:eastAsia="zh-CN"/>
               </w:rPr>
-              <w:t>{{ tip.comutation }}</w:t>
+              <w:t>{{ tip.comutation1 }}</w:t>
             </w:r>
           </w:p>
         </w:tc>
@@ -8886,7 +8878,7 @@
                 <w:szCs w:val="18"/>
                 <w:lang w:eastAsia="zh-CN"/>
               </w:rPr>
-              <w:t>-</w:t>
+              <w:t>{{ tip.comutation }}</w:t>
             </w:r>
           </w:p>
         </w:tc>
@@ -10013,9 +10005,9 @@
           <w:lang w:val="en-US" w:eastAsia="zh-CN"/>
         </w:rPr>
       </w:pPr>
-      <w:bookmarkStart w:id="27" w:name="_Toc15762"/>
-      <w:bookmarkStart w:id="28" w:name="_Toc27244"/>
-      <w:bookmarkStart w:id="29" w:name="_Toc24724"/>
+      <w:bookmarkStart w:id="27" w:name="_Toc24724"/>
+      <w:bookmarkStart w:id="28" w:name="_Toc15762"/>
+      <w:bookmarkStart w:id="29" w:name="_Toc27244"/>
       <w:bookmarkStart w:id="30" w:name="_Toc28584"/>
       <w:r>
         <w:rPr>
@@ -10232,23 +10224,7 @@
                   </w14:solidFill>
                 </w14:textFill>
               </w:rPr>
-              <w:t>突变</w:t>
-            </w:r>
-            <w:r>
-              <w:rPr>
-                <w:rFonts w:hint="eastAsia" w:ascii="微软雅黑" w:hAnsi="微软雅黑" w:eastAsia="微软雅黑" w:cs="微软雅黑"/>
-                <w:b/>
-                <w:bCs/>
-                <w:color w:val="FFFFFF" w:themeColor="background1"/>
-                <w:sz w:val="18"/>
-                <w:szCs w:val="18"/>
-                <w14:textFill>
-                  <w14:solidFill>
-                    <w14:schemeClr w14:val="bg1"/>
-                  </w14:solidFill>
-                </w14:textFill>
-              </w:rPr>
-              <w:t>基因</w:t>
+              <w:t>检测基因</w:t>
             </w:r>
           </w:p>
         </w:tc>
@@ -11528,6 +11504,7 @@
                 <w:color w:val="FFFFFF" w:themeColor="background1"/>
                 <w:sz w:val="18"/>
                 <w:szCs w:val="18"/>
+                <w:lang w:eastAsia="zh-CN"/>
                 <w14:textFill>
                   <w14:solidFill>
                     <w14:schemeClr w14:val="bg1"/>
@@ -11543,13 +11520,14 @@
                 <w:color w:val="FFFFFF" w:themeColor="background1"/>
                 <w:sz w:val="18"/>
                 <w:szCs w:val="18"/>
+                <w:lang w:eastAsia="zh-CN"/>
                 <w14:textFill>
                   <w14:solidFill>
                     <w14:schemeClr w14:val="bg1"/>
                   </w14:solidFill>
                 </w14:textFill>
               </w:rPr>
-              <w:t>突变基因</w:t>
+              <w:t>检测基因</w:t>
             </w:r>
           </w:p>
         </w:tc>
@@ -11781,6 +11759,12 @@
             <w:insideH w:val="dotted" w:color="0B8770" w:sz="4" w:space="0"/>
             <w:insideV w:val="dotted" w:color="0B8770" w:sz="4" w:space="0"/>
           </w:tblBorders>
+          <w:tblCellMar>
+            <w:top w:w="0" w:type="dxa"/>
+            <w:left w:w="0" w:type="dxa"/>
+            <w:bottom w:w="0" w:type="dxa"/>
+            <w:right w:w="0" w:type="dxa"/>
+          </w:tblCellMar>
         </w:tblPrEx>
         <w:trPr>
           <w:trHeight w:val="763" w:hRule="atLeast"/>
@@ -12808,26 +12792,26 @@
       <w:bookmarkStart w:id="33" w:name="_Toc23020"/>
       <w:bookmarkStart w:id="34" w:name="_Toc23606"/>
       <w:bookmarkStart w:id="35" w:name="_Toc32443_WPSOffice_Level2"/>
-      <w:bookmarkStart w:id="36" w:name="_Toc4331_WPSOffice_Level2"/>
-      <w:bookmarkStart w:id="37" w:name="_Toc20735"/>
-      <w:bookmarkStart w:id="38" w:name="_Toc32302"/>
-      <w:bookmarkStart w:id="39" w:name="_Toc10221"/>
-      <w:bookmarkStart w:id="40" w:name="_Toc12419"/>
-      <w:bookmarkStart w:id="41" w:name="_Toc19799"/>
+      <w:bookmarkStart w:id="36" w:name="_Toc32302"/>
+      <w:bookmarkStart w:id="37" w:name="_Toc10221"/>
+      <w:bookmarkStart w:id="38" w:name="_Toc12419"/>
+      <w:bookmarkStart w:id="39" w:name="_Toc19799"/>
+      <w:bookmarkStart w:id="40" w:name="_Toc20735"/>
+      <w:bookmarkStart w:id="41" w:name="_Toc4331_WPSOffice_Level2"/>
       <w:bookmarkStart w:id="42" w:name="_Toc149837264"/>
       <w:bookmarkStart w:id="43" w:name="_Toc15494"/>
-      <w:bookmarkStart w:id="44" w:name="_Toc28240"/>
+      <w:bookmarkStart w:id="44" w:name="_Toc21764_WPSOffice_Level1"/>
       <w:bookmarkStart w:id="45" w:name="_Toc27302"/>
-      <w:bookmarkStart w:id="46" w:name="_Toc21764_WPSOffice_Level1"/>
-      <w:bookmarkStart w:id="47" w:name="_Toc13196_WPSOffice_Level1"/>
-      <w:bookmarkStart w:id="48" w:name="_Toc1707_WPSOffice_Level1"/>
-      <w:bookmarkStart w:id="49" w:name="_Toc12505"/>
-      <w:bookmarkStart w:id="50" w:name="_Toc16594"/>
-      <w:bookmarkStart w:id="51" w:name="_Toc11193_WPSOffice_Level1"/>
-      <w:bookmarkStart w:id="52" w:name="_Toc28810_WPSOffice_Level1"/>
-      <w:bookmarkStart w:id="53" w:name="_Toc1779"/>
-      <w:bookmarkStart w:id="54" w:name="_Toc11812"/>
-      <w:bookmarkStart w:id="55" w:name="_Toc11896_WPSOffice_Level1"/>
+      <w:bookmarkStart w:id="46" w:name="_Toc13196_WPSOffice_Level1"/>
+      <w:bookmarkStart w:id="47" w:name="_Toc1707_WPSOffice_Level1"/>
+      <w:bookmarkStart w:id="48" w:name="_Toc12505"/>
+      <w:bookmarkStart w:id="49" w:name="_Toc16594"/>
+      <w:bookmarkStart w:id="50" w:name="_Toc28240"/>
+      <w:bookmarkStart w:id="51" w:name="_Toc1779"/>
+      <w:bookmarkStart w:id="52" w:name="_Toc11896_WPSOffice_Level1"/>
+      <w:bookmarkStart w:id="53" w:name="_Toc28810_WPSOffice_Level1"/>
+      <w:bookmarkStart w:id="54" w:name="_Toc11193_WPSOffice_Level1"/>
+      <w:bookmarkStart w:id="55" w:name="_Toc11812"/>
       <w:r>
         <w:rPr>
           <w:rFonts w:hint="default" w:ascii="微软雅黑" w:hAnsi="微软雅黑" w:eastAsia="微软雅黑" w:cs="微软雅黑"/>
@@ -12987,6 +12971,7 @@
             <w:insideH w:val="dotted" w:color="0B8770" w:sz="4" w:space="0"/>
             <w:insideV w:val="dotted" w:color="0B8770" w:sz="4" w:space="0"/>
           </w:tblBorders>
+          <w:shd w:val="clear" w:color="auto" w:fill="auto"/>
           <w:tblCellMar>
             <w:top w:w="0" w:type="dxa"/>
             <w:left w:w="108" w:type="dxa"/>
@@ -13324,6 +13309,7 @@
             <w:insideH w:val="dotted" w:color="0B8770" w:sz="4" w:space="0"/>
             <w:insideV w:val="dotted" w:color="0B8770" w:sz="4" w:space="0"/>
           </w:tblBorders>
+          <w:shd w:val="clear" w:color="auto" w:fill="auto"/>
           <w:tblCellMar>
             <w:top w:w="0" w:type="dxa"/>
             <w:left w:w="108" w:type="dxa"/>
@@ -14092,6 +14078,7 @@
             <w:insideH w:val="dotted" w:color="0B8770" w:sz="4" w:space="0"/>
             <w:insideV w:val="dotted" w:color="0B8770" w:sz="4" w:space="0"/>
           </w:tblBorders>
+          <w:shd w:val="clear" w:color="auto" w:fill="auto"/>
           <w:tblCellMar>
             <w:top w:w="0" w:type="dxa"/>
             <w:left w:w="108" w:type="dxa"/>
@@ -14438,12 +14425,6 @@
             <w:insideH w:val="dotted" w:color="0B8770" w:sz="4" w:space="0"/>
             <w:insideV w:val="dotted" w:color="0B8770" w:sz="4" w:space="0"/>
           </w:tblBorders>
-          <w:tblCellMar>
-            <w:top w:w="0" w:type="dxa"/>
-            <w:left w:w="108" w:type="dxa"/>
-            <w:bottom w:w="0" w:type="dxa"/>
-            <w:right w:w="108" w:type="dxa"/>
-          </w:tblCellMar>
         </w:tblPrEx>
         <w:trPr>
           <w:trHeight w:val="329" w:hRule="atLeast"/>
@@ -14737,7 +14718,7 @@
           <w:szCs w:val="24"/>
           <w:lang w:eastAsia="zh-CN"/>
         </w:rPr>
-        <w:t>{{ tdd.comutation }}</w:t>
+        <w:t>{{ tdd.comutation1 }}</w:t>
       </w:r>
     </w:p>
     <w:tbl>
@@ -14859,8 +14840,10 @@
                 <w:szCs w:val="18"/>
                 <w:lang w:eastAsia="zh-CN"/>
               </w:rPr>
-              <w:t>-</w:t>
-            </w:r>
+              <w:t>{{tdd.comutation}}</w:t>
+            </w:r>
+            <w:bookmarkStart w:id="252" w:name="_GoBack"/>
+            <w:bookmarkEnd w:id="252"/>
           </w:p>
         </w:tc>
       </w:tr>
@@ -16216,12 +16199,12 @@
           <w:lang w:eastAsia="zh-CN"/>
         </w:rPr>
       </w:pPr>
-      <w:bookmarkStart w:id="56" w:name="_Toc22918"/>
-      <w:bookmarkStart w:id="57" w:name="_Toc27341"/>
+      <w:bookmarkStart w:id="56" w:name="_Toc24371"/>
+      <w:bookmarkStart w:id="57" w:name="_Toc7774"/>
       <w:bookmarkStart w:id="58" w:name="_Toc31017"/>
-      <w:bookmarkStart w:id="59" w:name="_Toc24371"/>
-      <w:bookmarkStart w:id="60" w:name="_Toc7774"/>
-      <w:bookmarkStart w:id="61" w:name="_Toc8564"/>
+      <w:bookmarkStart w:id="59" w:name="_Toc8564"/>
+      <w:bookmarkStart w:id="60" w:name="_Toc27341"/>
+      <w:bookmarkStart w:id="61" w:name="_Toc22918"/>
       <w:bookmarkStart w:id="62" w:name="_Toc149837265"/>
       <w:r>
         <w:rPr>
@@ -19732,8 +19715,8 @@
       </w:pPr>
       <w:bookmarkStart w:id="66" w:name="_Toc292"/>
       <w:bookmarkStart w:id="67" w:name="_Toc8106"/>
-      <w:bookmarkStart w:id="68" w:name="_Toc306"/>
-      <w:bookmarkStart w:id="69" w:name="_Toc22422"/>
+      <w:bookmarkStart w:id="68" w:name="_Toc22422"/>
+      <w:bookmarkStart w:id="69" w:name="_Toc306"/>
       <w:r>
         <w:rPr>
           <w:rFonts w:hint="eastAsia" w:ascii="微软雅黑" w:hAnsi="微软雅黑" w:eastAsia="微软雅黑" w:cs="微软雅黑"/>
@@ -22684,23 +22667,23 @@
           <w:lang w:val="en-US" w:eastAsia="zh-CN"/>
         </w:rPr>
       </w:pPr>
-      <w:bookmarkStart w:id="71" w:name="_Toc31819"/>
-      <w:bookmarkStart w:id="72" w:name="_Toc23006"/>
-      <w:bookmarkStart w:id="73" w:name="_Toc16368_WPSOffice_Level1"/>
-      <w:bookmarkStart w:id="74" w:name="_Toc6864"/>
-      <w:bookmarkStart w:id="75" w:name="_Toc22484_WPSOffice_Level1"/>
-      <w:bookmarkStart w:id="76" w:name="_Toc97651888"/>
-      <w:bookmarkStart w:id="77" w:name="_Toc7549"/>
-      <w:bookmarkStart w:id="78" w:name="_Toc19099"/>
-      <w:bookmarkStart w:id="79" w:name="_Toc97651921"/>
-      <w:bookmarkStart w:id="80" w:name="_Toc28910_WPSOffice_Level1"/>
-      <w:bookmarkStart w:id="81" w:name="_Toc8182"/>
-      <w:bookmarkStart w:id="82" w:name="_Toc15609"/>
+      <w:bookmarkStart w:id="71" w:name="_Toc23006"/>
+      <w:bookmarkStart w:id="72" w:name="_Toc31819"/>
+      <w:bookmarkStart w:id="73" w:name="_Toc7549"/>
+      <w:bookmarkStart w:id="74" w:name="_Toc8182"/>
+      <w:bookmarkStart w:id="75" w:name="_Toc28910_WPSOffice_Level1"/>
+      <w:bookmarkStart w:id="76" w:name="_Toc16368_WPSOffice_Level1"/>
+      <w:bookmarkStart w:id="77" w:name="_Toc19099"/>
+      <w:bookmarkStart w:id="78" w:name="_Toc97651888"/>
+      <w:bookmarkStart w:id="79" w:name="_Toc15609"/>
+      <w:bookmarkStart w:id="80" w:name="_Toc22484_WPSOffice_Level1"/>
+      <w:bookmarkStart w:id="81" w:name="_Toc6864"/>
+      <w:bookmarkStart w:id="82" w:name="_Toc97651921"/>
       <w:bookmarkStart w:id="83" w:name="_Toc20924"/>
-      <w:bookmarkStart w:id="84" w:name="_Toc31185"/>
-      <w:bookmarkStart w:id="85" w:name="_Toc20170_WPSOffice_Level1"/>
-      <w:bookmarkStart w:id="86" w:name="_Toc26985_WPSOffice_Level1"/>
-      <w:bookmarkStart w:id="87" w:name="_Toc28454_WPSOffice_Level1"/>
+      <w:bookmarkStart w:id="84" w:name="_Toc20170_WPSOffice_Level1"/>
+      <w:bookmarkStart w:id="85" w:name="_Toc31185"/>
+      <w:bookmarkStart w:id="86" w:name="_Toc28454_WPSOffice_Level1"/>
+      <w:bookmarkStart w:id="87" w:name="_Toc26985_WPSOffice_Level1"/>
       <w:r>
         <w:rPr>
           <w:rFonts w:hint="eastAsia" w:ascii="微软雅黑" w:hAnsi="微软雅黑" w:eastAsia="微软雅黑" w:cs="微软雅黑"/>
@@ -23413,11 +23396,11 @@
                 <w:szCs w:val="18"/>
               </w:rPr>
             </w:pPr>
-            <w:bookmarkStart w:id="88" w:name="_Toc5261_WPSOffice_Level2"/>
-            <w:bookmarkStart w:id="89" w:name="_Toc23221_WPSOffice_Level2"/>
-            <w:bookmarkStart w:id="90" w:name="_Toc5660_WPSOffice_Level2"/>
-            <w:bookmarkStart w:id="91" w:name="_Toc17905_WPSOffice_Level2"/>
-            <w:bookmarkStart w:id="92" w:name="_Toc3819_WPSOffice_Level2"/>
+            <w:bookmarkStart w:id="88" w:name="_Toc5660_WPSOffice_Level2"/>
+            <w:bookmarkStart w:id="89" w:name="_Toc17905_WPSOffice_Level2"/>
+            <w:bookmarkStart w:id="90" w:name="_Toc5261_WPSOffice_Level2"/>
+            <w:bookmarkStart w:id="91" w:name="_Toc3819_WPSOffice_Level2"/>
+            <w:bookmarkStart w:id="92" w:name="_Toc23221_WPSOffice_Level2"/>
             <w:bookmarkStart w:id="93" w:name="_Toc31020_WPSOffice_Level2"/>
             <w:bookmarkStart w:id="94" w:name="_Toc18696_WPSOffice_Level2"/>
             <w:r>
@@ -23930,6 +23913,14 @@
         <w:gridCol w:w="1233"/>
       </w:tblGrid>
       <w:tr>
+        <w:tblPrEx>
+          <w:tblCellMar>
+            <w:top w:w="0" w:type="dxa"/>
+            <w:left w:w="0" w:type="dxa"/>
+            <w:bottom w:w="0" w:type="dxa"/>
+            <w:right w:w="0" w:type="dxa"/>
+          </w:tblCellMar>
+        </w:tblPrEx>
         <w:trPr>
           <w:trHeight w:val="356" w:hRule="exact"/>
           <w:jc w:val="center"/>
@@ -23960,12 +23951,12 @@
               </w:rPr>
             </w:pPr>
             <w:bookmarkStart w:id="95" w:name="_Toc24626_WPSOffice_Level2"/>
-            <w:bookmarkStart w:id="96" w:name="_Toc28235_WPSOffice_Level2"/>
-            <w:bookmarkStart w:id="97" w:name="_Toc23388_WPSOffice_Level2"/>
-            <w:bookmarkStart w:id="98" w:name="_Toc15300_WPSOffice_Level2"/>
-            <w:bookmarkStart w:id="99" w:name="_Toc11554_WPSOffice_Level2"/>
-            <w:bookmarkStart w:id="100" w:name="_Toc2588_WPSOffice_Level2"/>
-            <w:bookmarkStart w:id="101" w:name="_Toc20683_WPSOffice_Level2"/>
+            <w:bookmarkStart w:id="96" w:name="_Toc11554_WPSOffice_Level2"/>
+            <w:bookmarkStart w:id="97" w:name="_Toc20683_WPSOffice_Level2"/>
+            <w:bookmarkStart w:id="98" w:name="_Toc28235_WPSOffice_Level2"/>
+            <w:bookmarkStart w:id="99" w:name="_Toc2588_WPSOffice_Level2"/>
+            <w:bookmarkStart w:id="100" w:name="_Toc23388_WPSOffice_Level2"/>
+            <w:bookmarkStart w:id="101" w:name="_Toc15300_WPSOffice_Level2"/>
             <w:r>
               <w:rPr>
                 <w:rFonts w:hint="eastAsia" w:ascii="微软雅黑" w:hAnsi="微软雅黑" w:eastAsia="微软雅黑" w:cs="微软雅黑"/>
@@ -24513,13 +24504,13 @@
                 <w:szCs w:val="18"/>
               </w:rPr>
             </w:pPr>
-            <w:bookmarkStart w:id="102" w:name="_Toc16027_WPSOffice_Level2"/>
-            <w:bookmarkStart w:id="103" w:name="_Toc18182_WPSOffice_Level2"/>
+            <w:bookmarkStart w:id="102" w:name="_Toc18182_WPSOffice_Level2"/>
+            <w:bookmarkStart w:id="103" w:name="_Toc16027_WPSOffice_Level2"/>
             <w:bookmarkStart w:id="104" w:name="_Toc19892_WPSOffice_Level2"/>
-            <w:bookmarkStart w:id="105" w:name="_Toc30071_WPSOffice_Level2"/>
+            <w:bookmarkStart w:id="105" w:name="_Toc12493_WPSOffice_Level2"/>
             <w:bookmarkStart w:id="106" w:name="_Toc31650_WPSOffice_Level2"/>
-            <w:bookmarkStart w:id="107" w:name="_Toc22590_WPSOffice_Level2"/>
-            <w:bookmarkStart w:id="108" w:name="_Toc12493_WPSOffice_Level2"/>
+            <w:bookmarkStart w:id="107" w:name="_Toc30071_WPSOffice_Level2"/>
+            <w:bookmarkStart w:id="108" w:name="_Toc22590_WPSOffice_Level2"/>
             <w:r>
               <w:rPr>
                 <w:rFonts w:hint="eastAsia" w:ascii="微软雅黑" w:hAnsi="微软雅黑" w:eastAsia="微软雅黑" w:cs="微软雅黑"/>
@@ -25067,13 +25058,13 @@
                 <w:szCs w:val="18"/>
               </w:rPr>
             </w:pPr>
-            <w:bookmarkStart w:id="109" w:name="_Toc31447_WPSOffice_Level2"/>
-            <w:bookmarkStart w:id="110" w:name="_Toc20571_WPSOffice_Level2"/>
-            <w:bookmarkStart w:id="111" w:name="_Toc11689_WPSOffice_Level2"/>
-            <w:bookmarkStart w:id="112" w:name="_Toc8398_WPSOffice_Level2"/>
+            <w:bookmarkStart w:id="109" w:name="_Toc20571_WPSOffice_Level2"/>
+            <w:bookmarkStart w:id="110" w:name="_Toc8398_WPSOffice_Level2"/>
+            <w:bookmarkStart w:id="111" w:name="_Toc28312_WPSOffice_Level2"/>
+            <w:bookmarkStart w:id="112" w:name="_Toc28534_WPSOffice_Level2"/>
             <w:bookmarkStart w:id="113" w:name="_Toc19289_WPSOffice_Level2"/>
-            <w:bookmarkStart w:id="114" w:name="_Toc28534_WPSOffice_Level2"/>
-            <w:bookmarkStart w:id="115" w:name="_Toc28312_WPSOffice_Level2"/>
+            <w:bookmarkStart w:id="114" w:name="_Toc11689_WPSOffice_Level2"/>
+            <w:bookmarkStart w:id="115" w:name="_Toc31447_WPSOffice_Level2"/>
             <w:r>
               <w:rPr>
                 <w:rFonts w:hint="eastAsia" w:ascii="微软雅黑" w:hAnsi="微软雅黑" w:eastAsia="微软雅黑" w:cs="微软雅黑"/>
@@ -25622,12 +25613,12 @@
               </w:rPr>
             </w:pPr>
             <w:bookmarkStart w:id="116" w:name="_Toc5164_WPSOffice_Level2"/>
-            <w:bookmarkStart w:id="117" w:name="_Toc6863_WPSOffice_Level2"/>
-            <w:bookmarkStart w:id="118" w:name="_Toc5423_WPSOffice_Level2"/>
-            <w:bookmarkStart w:id="119" w:name="_Toc2683_WPSOffice_Level2"/>
-            <w:bookmarkStart w:id="120" w:name="_Toc13225_WPSOffice_Level2"/>
-            <w:bookmarkStart w:id="121" w:name="_Toc6170_WPSOffice_Level2"/>
-            <w:bookmarkStart w:id="122" w:name="_Toc6645_WPSOffice_Level2"/>
+            <w:bookmarkStart w:id="117" w:name="_Toc2683_WPSOffice_Level2"/>
+            <w:bookmarkStart w:id="118" w:name="_Toc6645_WPSOffice_Level2"/>
+            <w:bookmarkStart w:id="119" w:name="_Toc5423_WPSOffice_Level2"/>
+            <w:bookmarkStart w:id="120" w:name="_Toc6863_WPSOffice_Level2"/>
+            <w:bookmarkStart w:id="121" w:name="_Toc13225_WPSOffice_Level2"/>
+            <w:bookmarkStart w:id="122" w:name="_Toc6170_WPSOffice_Level2"/>
             <w:r>
               <w:rPr>
                 <w:rFonts w:hint="eastAsia" w:ascii="微软雅黑" w:hAnsi="微软雅黑" w:eastAsia="微软雅黑" w:cs="微软雅黑"/>
@@ -26176,10 +26167,10 @@
               </w:rPr>
             </w:pPr>
             <w:bookmarkStart w:id="123" w:name="_Toc12046_WPSOffice_Level2"/>
-            <w:bookmarkStart w:id="124" w:name="_Toc29762_WPSOffice_Level2"/>
-            <w:bookmarkStart w:id="125" w:name="_Toc13817_WPSOffice_Level2"/>
-            <w:bookmarkStart w:id="126" w:name="_Toc3387_WPSOffice_Level2"/>
-            <w:bookmarkStart w:id="127" w:name="_Toc6323_WPSOffice_Level2"/>
+            <w:bookmarkStart w:id="124" w:name="_Toc13817_WPSOffice_Level2"/>
+            <w:bookmarkStart w:id="125" w:name="_Toc6323_WPSOffice_Level2"/>
+            <w:bookmarkStart w:id="126" w:name="_Toc29762_WPSOffice_Level2"/>
+            <w:bookmarkStart w:id="127" w:name="_Toc3387_WPSOffice_Level2"/>
             <w:bookmarkStart w:id="128" w:name="_Toc24628_WPSOffice_Level2"/>
             <w:bookmarkStart w:id="129" w:name="_Toc5860_WPSOffice_Level2"/>
             <w:r>
@@ -26731,11 +26722,11 @@
             </w:pPr>
             <w:bookmarkStart w:id="130" w:name="_Toc31905_WPSOffice_Level2"/>
             <w:bookmarkStart w:id="131" w:name="_Toc11082_WPSOffice_Level2"/>
-            <w:bookmarkStart w:id="132" w:name="_Toc708_WPSOffice_Level2"/>
-            <w:bookmarkStart w:id="133" w:name="_Toc13244_WPSOffice_Level2"/>
+            <w:bookmarkStart w:id="132" w:name="_Toc13244_WPSOffice_Level2"/>
+            <w:bookmarkStart w:id="133" w:name="_Toc708_WPSOffice_Level2"/>
             <w:bookmarkStart w:id="134" w:name="_Toc15619_WPSOffice_Level2"/>
-            <w:bookmarkStart w:id="135" w:name="_Toc22500_WPSOffice_Level2"/>
-            <w:bookmarkStart w:id="136" w:name="_Toc6004_WPSOffice_Level2"/>
+            <w:bookmarkStart w:id="135" w:name="_Toc6004_WPSOffice_Level2"/>
+            <w:bookmarkStart w:id="136" w:name="_Toc22500_WPSOffice_Level2"/>
             <w:r>
               <w:rPr>
                 <w:rFonts w:hint="eastAsia" w:ascii="微软雅黑" w:hAnsi="微软雅黑" w:eastAsia="微软雅黑" w:cs="微软雅黑"/>
@@ -27284,11 +27275,11 @@
               </w:rPr>
             </w:pPr>
             <w:bookmarkStart w:id="137" w:name="_Toc21560_WPSOffice_Level2"/>
-            <w:bookmarkStart w:id="138" w:name="_Toc23443_WPSOffice_Level2"/>
-            <w:bookmarkStart w:id="139" w:name="_Toc4042_WPSOffice_Level2"/>
-            <w:bookmarkStart w:id="140" w:name="_Toc23537_WPSOffice_Level2"/>
+            <w:bookmarkStart w:id="138" w:name="_Toc4042_WPSOffice_Level2"/>
+            <w:bookmarkStart w:id="139" w:name="_Toc23537_WPSOffice_Level2"/>
+            <w:bookmarkStart w:id="140" w:name="_Toc7586_WPSOffice_Level2"/>
             <w:bookmarkStart w:id="141" w:name="_Toc13664_WPSOffice_Level2"/>
-            <w:bookmarkStart w:id="142" w:name="_Toc7586_WPSOffice_Level2"/>
+            <w:bookmarkStart w:id="142" w:name="_Toc23443_WPSOffice_Level2"/>
             <w:bookmarkStart w:id="143" w:name="_Toc15479_WPSOffice_Level2"/>
             <w:r>
               <w:rPr>
@@ -27837,13 +27828,13 @@
                 <w:szCs w:val="18"/>
               </w:rPr>
             </w:pPr>
-            <w:bookmarkStart w:id="144" w:name="_Toc10575_WPSOffice_Level2"/>
-            <w:bookmarkStart w:id="145" w:name="_Toc5629_WPSOffice_Level2"/>
-            <w:bookmarkStart w:id="146" w:name="_Toc2337_WPSOffice_Level2"/>
-            <w:bookmarkStart w:id="147" w:name="_Toc11254_WPSOffice_Level2"/>
-            <w:bookmarkStart w:id="148" w:name="_Toc29193_WPSOffice_Level2"/>
-            <w:bookmarkStart w:id="149" w:name="_Toc28498_WPSOffice_Level2"/>
-            <w:bookmarkStart w:id="150" w:name="_Toc22039_WPSOffice_Level2"/>
+            <w:bookmarkStart w:id="144" w:name="_Toc2337_WPSOffice_Level2"/>
+            <w:bookmarkStart w:id="145" w:name="_Toc11254_WPSOffice_Level2"/>
+            <w:bookmarkStart w:id="146" w:name="_Toc28498_WPSOffice_Level2"/>
+            <w:bookmarkStart w:id="147" w:name="_Toc10575_WPSOffice_Level2"/>
+            <w:bookmarkStart w:id="148" w:name="_Toc22039_WPSOffice_Level2"/>
+            <w:bookmarkStart w:id="149" w:name="_Toc29193_WPSOffice_Level2"/>
+            <w:bookmarkStart w:id="150" w:name="_Toc5629_WPSOffice_Level2"/>
             <w:r>
               <w:rPr>
                 <w:rFonts w:hint="eastAsia" w:ascii="微软雅黑" w:hAnsi="微软雅黑" w:eastAsia="微软雅黑" w:cs="微软雅黑"/>
@@ -28391,11 +28382,11 @@
                 <w:szCs w:val="18"/>
               </w:rPr>
             </w:pPr>
-            <w:bookmarkStart w:id="151" w:name="_Toc17621_WPSOffice_Level2"/>
-            <w:bookmarkStart w:id="152" w:name="_Toc18866_WPSOffice_Level2"/>
+            <w:bookmarkStart w:id="151" w:name="_Toc8519_WPSOffice_Level2"/>
+            <w:bookmarkStart w:id="152" w:name="_Toc17668_WPSOffice_Level2"/>
             <w:bookmarkStart w:id="153" w:name="_Toc13246_WPSOffice_Level2"/>
-            <w:bookmarkStart w:id="154" w:name="_Toc17668_WPSOffice_Level2"/>
-            <w:bookmarkStart w:id="155" w:name="_Toc8519_WPSOffice_Level2"/>
+            <w:bookmarkStart w:id="154" w:name="_Toc17621_WPSOffice_Level2"/>
+            <w:bookmarkStart w:id="155" w:name="_Toc18866_WPSOffice_Level2"/>
             <w:bookmarkStart w:id="156" w:name="_Toc8985_WPSOffice_Level2"/>
             <w:bookmarkStart w:id="157" w:name="_Toc2613_WPSOffice_Level2"/>
             <w:r>
@@ -28945,13 +28936,13 @@
                 <w:szCs w:val="18"/>
               </w:rPr>
             </w:pPr>
-            <w:bookmarkStart w:id="158" w:name="_Toc23413_WPSOffice_Level2"/>
-            <w:bookmarkStart w:id="159" w:name="_Toc6654_WPSOffice_Level2"/>
-            <w:bookmarkStart w:id="160" w:name="_Toc25338_WPSOffice_Level2"/>
-            <w:bookmarkStart w:id="161" w:name="_Toc2334_WPSOffice_Level2"/>
-            <w:bookmarkStart w:id="162" w:name="_Toc12027_WPSOffice_Level2"/>
-            <w:bookmarkStart w:id="163" w:name="_Toc12118_WPSOffice_Level2"/>
-            <w:bookmarkStart w:id="164" w:name="_Toc24337_WPSOffice_Level2"/>
+            <w:bookmarkStart w:id="158" w:name="_Toc12027_WPSOffice_Level2"/>
+            <w:bookmarkStart w:id="159" w:name="_Toc2334_WPSOffice_Level2"/>
+            <w:bookmarkStart w:id="160" w:name="_Toc12118_WPSOffice_Level2"/>
+            <w:bookmarkStart w:id="161" w:name="_Toc24337_WPSOffice_Level2"/>
+            <w:bookmarkStart w:id="162" w:name="_Toc23413_WPSOffice_Level2"/>
+            <w:bookmarkStart w:id="163" w:name="_Toc25338_WPSOffice_Level2"/>
+            <w:bookmarkStart w:id="164" w:name="_Toc6654_WPSOffice_Level2"/>
             <w:r>
               <w:rPr>
                 <w:rFonts w:hint="eastAsia" w:ascii="微软雅黑" w:hAnsi="微软雅黑" w:eastAsia="微软雅黑" w:cs="微软雅黑"/>
@@ -29501,11 +29492,11 @@
             </w:pPr>
             <w:bookmarkStart w:id="165" w:name="_Toc6074_WPSOffice_Level2"/>
             <w:bookmarkStart w:id="166" w:name="_Toc17254_WPSOffice_Level2"/>
-            <w:bookmarkStart w:id="167" w:name="_Toc20271_WPSOffice_Level2"/>
-            <w:bookmarkStart w:id="168" w:name="_Toc28807_WPSOffice_Level2"/>
-            <w:bookmarkStart w:id="169" w:name="_Toc5840_WPSOffice_Level2"/>
-            <w:bookmarkStart w:id="170" w:name="_Toc20736_WPSOffice_Level2"/>
-            <w:bookmarkStart w:id="171" w:name="_Toc17711_WPSOffice_Level2"/>
+            <w:bookmarkStart w:id="167" w:name="_Toc28807_WPSOffice_Level2"/>
+            <w:bookmarkStart w:id="168" w:name="_Toc5840_WPSOffice_Level2"/>
+            <w:bookmarkStart w:id="169" w:name="_Toc20736_WPSOffice_Level2"/>
+            <w:bookmarkStart w:id="170" w:name="_Toc17711_WPSOffice_Level2"/>
+            <w:bookmarkStart w:id="171" w:name="_Toc20271_WPSOffice_Level2"/>
             <w:r>
               <w:rPr>
                 <w:rFonts w:hint="eastAsia" w:ascii="微软雅黑" w:hAnsi="微软雅黑" w:eastAsia="微软雅黑" w:cs="微软雅黑"/>
@@ -30016,6 +30007,14 @@
         <w:gridCol w:w="1233"/>
       </w:tblGrid>
       <w:tr>
+        <w:tblPrEx>
+          <w:tblCellMar>
+            <w:top w:w="0" w:type="dxa"/>
+            <w:left w:w="0" w:type="dxa"/>
+            <w:bottom w:w="0" w:type="dxa"/>
+            <w:right w:w="0" w:type="dxa"/>
+          </w:tblCellMar>
+        </w:tblPrEx>
         <w:trPr>
           <w:trHeight w:val="356" w:hRule="exact"/>
           <w:jc w:val="center"/>
@@ -30048,10 +30047,10 @@
             <w:bookmarkStart w:id="172" w:name="_Toc31683_WPSOffice_Level2"/>
             <w:bookmarkStart w:id="173" w:name="_Toc18295_WPSOffice_Level2"/>
             <w:bookmarkStart w:id="174" w:name="_Toc24586_WPSOffice_Level2"/>
-            <w:bookmarkStart w:id="175" w:name="_Toc18813_WPSOffice_Level2"/>
-            <w:bookmarkStart w:id="176" w:name="_Toc26031_WPSOffice_Level2"/>
-            <w:bookmarkStart w:id="177" w:name="_Toc22623_WPSOffice_Level2"/>
-            <w:bookmarkStart w:id="178" w:name="_Toc18784_WPSOffice_Level2"/>
+            <w:bookmarkStart w:id="175" w:name="_Toc22623_WPSOffice_Level2"/>
+            <w:bookmarkStart w:id="176" w:name="_Toc18784_WPSOffice_Level2"/>
+            <w:bookmarkStart w:id="177" w:name="_Toc26031_WPSOffice_Level2"/>
+            <w:bookmarkStart w:id="178" w:name="_Toc18813_WPSOffice_Level2"/>
             <w:r>
               <w:rPr>
                 <w:rFonts w:hint="eastAsia" w:ascii="微软雅黑" w:hAnsi="微软雅黑" w:eastAsia="微软雅黑" w:cs="微软雅黑"/>
@@ -31139,12 +31138,12 @@
                 <w:szCs w:val="18"/>
               </w:rPr>
             </w:pPr>
-            <w:bookmarkStart w:id="179" w:name="_Toc22167_WPSOffice_Level2"/>
-            <w:bookmarkStart w:id="180" w:name="_Toc11576_WPSOffice_Level2"/>
-            <w:bookmarkStart w:id="181" w:name="_Toc2455_WPSOffice_Level2"/>
+            <w:bookmarkStart w:id="179" w:name="_Toc11576_WPSOffice_Level2"/>
+            <w:bookmarkStart w:id="180" w:name="_Toc22167_WPSOffice_Level2"/>
+            <w:bookmarkStart w:id="181" w:name="_Toc31152_WPSOffice_Level2"/>
             <w:bookmarkStart w:id="182" w:name="_Toc15930_WPSOffice_Level2"/>
-            <w:bookmarkStart w:id="183" w:name="_Toc31152_WPSOffice_Level2"/>
-            <w:bookmarkStart w:id="184" w:name="_Toc25837_WPSOffice_Level2"/>
+            <w:bookmarkStart w:id="183" w:name="_Toc25837_WPSOffice_Level2"/>
+            <w:bookmarkStart w:id="184" w:name="_Toc2455_WPSOffice_Level2"/>
             <w:bookmarkStart w:id="185" w:name="_Toc30144_WPSOffice_Level2"/>
             <w:r>
               <w:rPr>
@@ -31694,12 +31693,12 @@
               </w:rPr>
             </w:pPr>
             <w:bookmarkStart w:id="186" w:name="_Toc10927_WPSOffice_Level2"/>
-            <w:bookmarkStart w:id="187" w:name="_Toc6105_WPSOffice_Level2"/>
-            <w:bookmarkStart w:id="188" w:name="_Toc21218_WPSOffice_Level2"/>
-            <w:bookmarkStart w:id="189" w:name="_Toc18298_WPSOffice_Level2"/>
-            <w:bookmarkStart w:id="190" w:name="_Toc17817_WPSOffice_Level2"/>
-            <w:bookmarkStart w:id="191" w:name="_Toc24581_WPSOffice_Level2"/>
-            <w:bookmarkStart w:id="192" w:name="_Toc21844_WPSOffice_Level2"/>
+            <w:bookmarkStart w:id="187" w:name="_Toc21218_WPSOffice_Level2"/>
+            <w:bookmarkStart w:id="188" w:name="_Toc18298_WPSOffice_Level2"/>
+            <w:bookmarkStart w:id="189" w:name="_Toc17817_WPSOffice_Level2"/>
+            <w:bookmarkStart w:id="190" w:name="_Toc21844_WPSOffice_Level2"/>
+            <w:bookmarkStart w:id="191" w:name="_Toc6105_WPSOffice_Level2"/>
+            <w:bookmarkStart w:id="192" w:name="_Toc24581_WPSOffice_Level2"/>
             <w:r>
               <w:rPr>
                 <w:rFonts w:hint="eastAsia" w:ascii="微软雅黑" w:hAnsi="微软雅黑" w:eastAsia="微软雅黑" w:cs="微软雅黑"/>
@@ -32247,11 +32246,11 @@
                 <w:szCs w:val="18"/>
               </w:rPr>
             </w:pPr>
-            <w:bookmarkStart w:id="193" w:name="_Toc22953_WPSOffice_Level2"/>
-            <w:bookmarkStart w:id="194" w:name="_Toc7518_WPSOffice_Level2"/>
+            <w:bookmarkStart w:id="193" w:name="_Toc7518_WPSOffice_Level2"/>
+            <w:bookmarkStart w:id="194" w:name="_Toc3881_WPSOffice_Level2"/>
             <w:bookmarkStart w:id="195" w:name="_Toc32618_WPSOffice_Level2"/>
-            <w:bookmarkStart w:id="196" w:name="_Toc3881_WPSOffice_Level2"/>
-            <w:bookmarkStart w:id="197" w:name="_Toc5805_WPSOffice_Level2"/>
+            <w:bookmarkStart w:id="196" w:name="_Toc5805_WPSOffice_Level2"/>
+            <w:bookmarkStart w:id="197" w:name="_Toc22953_WPSOffice_Level2"/>
             <w:bookmarkStart w:id="198" w:name="_Toc20673_WPSOffice_Level2"/>
             <w:bookmarkStart w:id="199" w:name="_Toc26632_WPSOffice_Level2"/>
             <w:r>
@@ -32801,13 +32800,13 @@
                 <w:szCs w:val="18"/>
               </w:rPr>
             </w:pPr>
-            <w:bookmarkStart w:id="200" w:name="_Toc31722_WPSOffice_Level2"/>
-            <w:bookmarkStart w:id="201" w:name="_Toc9505_WPSOffice_Level2"/>
-            <w:bookmarkStart w:id="202" w:name="_Toc14661_WPSOffice_Level2"/>
+            <w:bookmarkStart w:id="200" w:name="_Toc15940_WPSOffice_Level2"/>
+            <w:bookmarkStart w:id="201" w:name="_Toc25299_WPSOffice_Level2"/>
+            <w:bookmarkStart w:id="202" w:name="_Toc9505_WPSOffice_Level2"/>
             <w:bookmarkStart w:id="203" w:name="_Toc22629_WPSOffice_Level2"/>
-            <w:bookmarkStart w:id="204" w:name="_Toc22431_WPSOffice_Level2"/>
-            <w:bookmarkStart w:id="205" w:name="_Toc15940_WPSOffice_Level2"/>
-            <w:bookmarkStart w:id="206" w:name="_Toc25299_WPSOffice_Level2"/>
+            <w:bookmarkStart w:id="204" w:name="_Toc31722_WPSOffice_Level2"/>
+            <w:bookmarkStart w:id="205" w:name="_Toc22431_WPSOffice_Level2"/>
+            <w:bookmarkStart w:id="206" w:name="_Toc14661_WPSOffice_Level2"/>
             <w:r>
               <w:rPr>
                 <w:rFonts w:hint="eastAsia" w:ascii="微软雅黑" w:hAnsi="微软雅黑" w:eastAsia="微软雅黑" w:cs="微软雅黑"/>
@@ -33356,12 +33355,12 @@
               </w:rPr>
             </w:pPr>
             <w:bookmarkStart w:id="207" w:name="_Toc24372_WPSOffice_Level2"/>
-            <w:bookmarkStart w:id="208" w:name="_Toc4328_WPSOffice_Level2"/>
-            <w:bookmarkStart w:id="209" w:name="_Toc27147_WPSOffice_Level2"/>
-            <w:bookmarkStart w:id="210" w:name="_Toc7607_WPSOffice_Level2"/>
-            <w:bookmarkStart w:id="211" w:name="_Toc27188_WPSOffice_Level2"/>
-            <w:bookmarkStart w:id="212" w:name="_Toc5581_WPSOffice_Level2"/>
-            <w:bookmarkStart w:id="213" w:name="_Toc20849_WPSOffice_Level2"/>
+            <w:bookmarkStart w:id="208" w:name="_Toc7607_WPSOffice_Level2"/>
+            <w:bookmarkStart w:id="209" w:name="_Toc27188_WPSOffice_Level2"/>
+            <w:bookmarkStart w:id="210" w:name="_Toc5581_WPSOffice_Level2"/>
+            <w:bookmarkStart w:id="211" w:name="_Toc20849_WPSOffice_Level2"/>
+            <w:bookmarkStart w:id="212" w:name="_Toc27147_WPSOffice_Level2"/>
+            <w:bookmarkStart w:id="213" w:name="_Toc4328_WPSOffice_Level2"/>
             <w:r>
               <w:rPr>
                 <w:rFonts w:hint="eastAsia" w:ascii="微软雅黑" w:hAnsi="微软雅黑" w:eastAsia="微软雅黑" w:cs="微软雅黑"/>
@@ -33910,12 +33909,12 @@
               </w:rPr>
             </w:pPr>
             <w:bookmarkStart w:id="214" w:name="_Toc23854_WPSOffice_Level2"/>
-            <w:bookmarkStart w:id="215" w:name="_Toc26466_WPSOffice_Level2"/>
-            <w:bookmarkStart w:id="216" w:name="_Toc6343_WPSOffice_Level2"/>
-            <w:bookmarkStart w:id="217" w:name="_Toc9066_WPSOffice_Level2"/>
-            <w:bookmarkStart w:id="218" w:name="_Toc8746_WPSOffice_Level2"/>
-            <w:bookmarkStart w:id="219" w:name="_Toc11511_WPSOffice_Level2"/>
-            <w:bookmarkStart w:id="220" w:name="_Toc23457_WPSOffice_Level2"/>
+            <w:bookmarkStart w:id="215" w:name="_Toc9066_WPSOffice_Level2"/>
+            <w:bookmarkStart w:id="216" w:name="_Toc26466_WPSOffice_Level2"/>
+            <w:bookmarkStart w:id="217" w:name="_Toc23457_WPSOffice_Level2"/>
+            <w:bookmarkStart w:id="218" w:name="_Toc6343_WPSOffice_Level2"/>
+            <w:bookmarkStart w:id="219" w:name="_Toc8746_WPSOffice_Level2"/>
+            <w:bookmarkStart w:id="220" w:name="_Toc11511_WPSOffice_Level2"/>
             <w:r>
               <w:rPr>
                 <w:rFonts w:hint="eastAsia" w:ascii="微软雅黑" w:hAnsi="微软雅黑" w:eastAsia="微软雅黑" w:cs="微软雅黑"/>
@@ -34463,13 +34462,13 @@
                 <w:szCs w:val="18"/>
               </w:rPr>
             </w:pPr>
-            <w:bookmarkStart w:id="221" w:name="_Toc3049_WPSOffice_Level2"/>
-            <w:bookmarkStart w:id="222" w:name="_Toc17938_WPSOffice_Level2"/>
+            <w:bookmarkStart w:id="221" w:name="_Toc17440_WPSOffice_Level2"/>
+            <w:bookmarkStart w:id="222" w:name="_Toc20319_WPSOffice_Level2"/>
             <w:bookmarkStart w:id="223" w:name="_Toc12685_WPSOffice_Level2"/>
-            <w:bookmarkStart w:id="224" w:name="_Toc17440_WPSOffice_Level2"/>
-            <w:bookmarkStart w:id="225" w:name="_Toc20319_WPSOffice_Level2"/>
-            <w:bookmarkStart w:id="226" w:name="_Toc1557_WPSOffice_Level2"/>
-            <w:bookmarkStart w:id="227" w:name="_Toc6069_WPSOffice_Level2"/>
+            <w:bookmarkStart w:id="224" w:name="_Toc1557_WPSOffice_Level2"/>
+            <w:bookmarkStart w:id="225" w:name="_Toc17938_WPSOffice_Level2"/>
+            <w:bookmarkStart w:id="226" w:name="_Toc6069_WPSOffice_Level2"/>
+            <w:bookmarkStart w:id="227" w:name="_Toc3049_WPSOffice_Level2"/>
             <w:r>
               <w:rPr>
                 <w:rFonts w:hint="eastAsia" w:ascii="微软雅黑" w:hAnsi="微软雅黑" w:eastAsia="微软雅黑" w:cs="微软雅黑"/>
@@ -35017,13 +35016,13 @@
                 <w:szCs w:val="18"/>
               </w:rPr>
             </w:pPr>
-            <w:bookmarkStart w:id="228" w:name="_Toc21686_WPSOffice_Level2"/>
-            <w:bookmarkStart w:id="229" w:name="_Toc18427_WPSOffice_Level2"/>
-            <w:bookmarkStart w:id="230" w:name="_Toc28180_WPSOffice_Level2"/>
-            <w:bookmarkStart w:id="231" w:name="_Toc27824_WPSOffice_Level2"/>
-            <w:bookmarkStart w:id="232" w:name="_Toc29816_WPSOffice_Level2"/>
-            <w:bookmarkStart w:id="233" w:name="_Toc19766_WPSOffice_Level2"/>
-            <w:bookmarkStart w:id="234" w:name="_Toc25956_WPSOffice_Level2"/>
+            <w:bookmarkStart w:id="228" w:name="_Toc29816_WPSOffice_Level2"/>
+            <w:bookmarkStart w:id="229" w:name="_Toc21686_WPSOffice_Level2"/>
+            <w:bookmarkStart w:id="230" w:name="_Toc27824_WPSOffice_Level2"/>
+            <w:bookmarkStart w:id="231" w:name="_Toc25956_WPSOffice_Level2"/>
+            <w:bookmarkStart w:id="232" w:name="_Toc19766_WPSOffice_Level2"/>
+            <w:bookmarkStart w:id="233" w:name="_Toc18427_WPSOffice_Level2"/>
+            <w:bookmarkStart w:id="234" w:name="_Toc28180_WPSOffice_Level2"/>
             <w:r>
               <w:rPr>
                 <w:rFonts w:hint="eastAsia" w:ascii="微软雅黑" w:hAnsi="微软雅黑" w:eastAsia="微软雅黑" w:cs="微软雅黑"/>
@@ -35571,13 +35570,13 @@
                 <w:szCs w:val="18"/>
               </w:rPr>
             </w:pPr>
-            <w:bookmarkStart w:id="235" w:name="_Toc24661_WPSOffice_Level2"/>
-            <w:bookmarkStart w:id="236" w:name="_Toc20570_WPSOffice_Level2"/>
-            <w:bookmarkStart w:id="237" w:name="_Toc9870_WPSOffice_Level2"/>
-            <w:bookmarkStart w:id="238" w:name="_Toc7268_WPSOffice_Level2"/>
-            <w:bookmarkStart w:id="239" w:name="_Toc27941_WPSOffice_Level2"/>
-            <w:bookmarkStart w:id="240" w:name="_Toc19658_WPSOffice_Level2"/>
-            <w:bookmarkStart w:id="241" w:name="_Toc8959_WPSOffice_Level2"/>
+            <w:bookmarkStart w:id="235" w:name="_Toc7268_WPSOffice_Level2"/>
+            <w:bookmarkStart w:id="236" w:name="_Toc27941_WPSOffice_Level2"/>
+            <w:bookmarkStart w:id="237" w:name="_Toc19658_WPSOffice_Level2"/>
+            <w:bookmarkStart w:id="238" w:name="_Toc8959_WPSOffice_Level2"/>
+            <w:bookmarkStart w:id="239" w:name="_Toc20570_WPSOffice_Level2"/>
+            <w:bookmarkStart w:id="240" w:name="_Toc9870_WPSOffice_Level2"/>
+            <w:bookmarkStart w:id="241" w:name="_Toc24661_WPSOffice_Level2"/>
             <w:r>
               <w:rPr>
                 <w:rFonts w:hint="eastAsia" w:ascii="微软雅黑" w:hAnsi="微软雅黑" w:eastAsia="微软雅黑" w:cs="微软雅黑"/>
@@ -37098,16 +37097,16 @@
           <w:lang w:val="en-US" w:eastAsia="zh-CN"/>
         </w:rPr>
       </w:pPr>
-      <w:bookmarkStart w:id="242" w:name="_Toc29696"/>
-      <w:bookmarkStart w:id="243" w:name="_Toc354"/>
+      <w:bookmarkStart w:id="242" w:name="_Toc354"/>
+      <w:bookmarkStart w:id="243" w:name="_Toc29696"/>
       <w:bookmarkStart w:id="244" w:name="_Toc13275"/>
       <w:bookmarkStart w:id="245" w:name="_Toc14611_WPSOffice_Level1"/>
-      <w:bookmarkStart w:id="246" w:name="_Toc22623"/>
-      <w:bookmarkStart w:id="247" w:name="_Toc19584_WPSOffice_Level1"/>
+      <w:bookmarkStart w:id="246" w:name="_Toc27809"/>
+      <w:bookmarkStart w:id="247" w:name="_Toc22623"/>
       <w:bookmarkStart w:id="248" w:name="_Toc17792_WPSOffice_Level2"/>
-      <w:bookmarkStart w:id="249" w:name="_Toc27809"/>
+      <w:bookmarkStart w:id="249" w:name="_Toc11901"/>
       <w:bookmarkStart w:id="250" w:name="_Toc22162_WPSOffice_Level1"/>
-      <w:bookmarkStart w:id="251" w:name="_Toc11901"/>
+      <w:bookmarkStart w:id="251" w:name="_Toc19584_WPSOffice_Level1"/>
       <w:r>
         <w:rPr>
           <w:rFonts w:hint="eastAsia" w:ascii="微软雅黑" w:hAnsi="微软雅黑" w:eastAsia="微软雅黑" w:cs="微软雅黑"/>
